--- a/homework/体系结构习题报告/体系结构作业.docx
+++ b/homework/体系结构习题报告/体系结构作业.docx
@@ -10,21 +10,6 @@
         <w:t xml:space="preserve">计算机体系结构作业</w:t>
       </w:r>
     </w:p>
-    <w:p>
-      <w:pPr>
-        <w:pStyle w:val="FirstParagraph"/>
-      </w:pPr>
-      <w:r>
-        <w:rPr>
-          <w:b/>
-          <w:bCs/>
-        </w:rPr>
-        <w:t xml:space="preserve">计算约定：</w:t>
-      </w:r>
-      <w:r>
-        <w:t xml:space="preserve">五级流水线分别为取指 F、译码 D、执行 E、访存 M、写回 W；分支在 E 级末判定。无前递时允许 W 写寄存器与 D 读寄存器在同周期先写后读；含前递时，ALU 结果可前递至下一条指令的 E 级，包括分支比较。除第 7 题外均顺序取指；流水线周期数统一计至末条指令通过 W 级。题目所附图片未包含图 9.4、9.6、9.13、9.18，以下时序按这些约定计算。</w:t>
-      </w:r>
-    </w:p>
     <w:bookmarkStart w:id="23" w:name="第-1-题"/>
     <w:p>
       <w:pPr>
@@ -74,10 +59,7 @@
         <w:pStyle w:val="BodyText"/>
       </w:pPr>
       <w:r>
-        <w:t xml:space="preserve">多周期处理器中，设</w:t>
-      </w:r>
-      <w:r>
-        <w:t xml:space="preserve"> </w:t>
+        <w:t xml:space="preserve">图 9.4 用五分频控制信号依次完成取指、译码、执行、访存、写回，每条指令占用五个时钟周期。</w:t>
       </w:r>
       <w:r>
         <w:rPr>
@@ -89,7 +71,7 @@
         <w:t xml:space="preserve"> </w:t>
       </w:r>
       <w:r>
-        <w:t xml:space="preserve">经 F、D、E、W 四个周期完成，</w:t>
+        <w:t xml:space="preserve">不访问数据存储器，</w:t>
       </w:r>
       <w:r>
         <w:rPr>
@@ -101,7 +83,7 @@
         <w:t xml:space="preserve"> </w:t>
       </w:r>
       <w:r>
-        <w:t xml:space="preserve">经 F、D、E 三个周期完成，则总周期数为</w:t>
+        <w:t xml:space="preserve">不写通用寄存器，但相应阶段的控制节拍仍然保留。因此总周期数为</w:t>
       </w:r>
     </w:p>
     <w:p>
@@ -131,18 +113,37 @@
             </m:rPr>
             <m:t>=</m:t>
           </m:r>
-          <m:r>
-            <m:t>4</m:t>
-          </m:r>
-          <m:r>
-            <m:rPr>
-              <m:sty m:val="p"/>
-            </m:rPr>
-            <m:t>+</m:t>
-          </m:r>
-          <m:r>
-            <m:t>100</m:t>
-          </m:r>
+          <m:d>
+            <m:dPr>
+              <m:begChr m:val="("/>
+              <m:endChr m:val=")"/>
+              <m:sepChr m:val=""/>
+              <m:grow/>
+            </m:dPr>
+            <m:e>
+              <m:r>
+                <m:t>1</m:t>
+              </m:r>
+              <m:r>
+                <m:rPr>
+                  <m:sty m:val="p"/>
+                </m:rPr>
+                <m:t>+</m:t>
+              </m:r>
+              <m:r>
+                <m:t>100</m:t>
+              </m:r>
+              <m:r>
+                <m:rPr>
+                  <m:sty m:val="p"/>
+                </m:rPr>
+                <m:t>+</m:t>
+              </m:r>
+              <m:r>
+                <m:t>100</m:t>
+              </m:r>
+            </m:e>
+          </m:d>
           <m:r>
             <m:rPr>
               <m:sty m:val="p"/>
@@ -150,25 +151,7 @@
             <m:t>×</m:t>
           </m:r>
           <m:r>
-            <m:t>4</m:t>
-          </m:r>
-          <m:r>
-            <m:rPr>
-              <m:sty m:val="p"/>
-            </m:rPr>
-            <m:t>+</m:t>
-          </m:r>
-          <m:r>
-            <m:t>100</m:t>
-          </m:r>
-          <m:r>
-            <m:rPr>
-              <m:sty m:val="p"/>
-            </m:rPr>
-            <m:t>×</m:t>
-          </m:r>
-          <m:r>
-            <m:t>3</m:t>
+            <m:t>5</m:t>
           </m:r>
           <m:r>
             <m:rPr>
@@ -179,7 +162,7 @@
           <m:borderBox>
             <m:e>
               <m:r>
-                <m:t>704</m:t>
+                <m:t>1005</m:t>
               </m:r>
             </m:e>
           </m:borderBox>
@@ -254,7 +237,7 @@
         <w:t xml:space="preserve"> </w:t>
       </w:r>
       <w:r>
-        <w:t xml:space="preserve">次循环的减一指令和分支指令。前三次循环的时空图如下。</w:t>
+        <w:t xml:space="preserve">次循环的减一指令和分支指令。F、D、E、M、W 分别表示取指、译码、执行、访存、写回，计时至末条指令完成 W。前三次循环的时空图如下。</w:t>
       </w:r>
     </w:p>
     <w:p>
@@ -264,7 +247,7 @@
       <w:r>
         <w:drawing>
           <wp:inline>
-            <wp:extent cx="5334000" cy="1575869"/>
+            <wp:extent cx="5334000" cy="1148651"/>
             <wp:effectExtent b="0" l="0" r="0" t="0"/>
             <wp:docPr descr="多周期处理器时空图" title="" id="21" name="Picture"/>
             <a:graphic>
@@ -285,7 +268,7 @@
                   <pic:spPr bwMode="auto">
                     <a:xfrm>
                       <a:off x="0" y="0"/>
-                      <a:ext cx="5334000" cy="1575869"/>
+                      <a:ext cx="5334000" cy="1148651"/>
                     </a:xfrm>
                     <a:prstGeom prst="rect">
                       <a:avLst/>
@@ -317,108 +300,7 @@
         <w:pStyle w:val="BodyText"/>
       </w:pPr>
       <w:r>
-        <w:t xml:space="preserve">前三次循环结束时为第 25 周期。若多周期处理器对这两类指令采用其他周期数，则应按</w:t>
-      </w:r>
-      <w:r>
-        <w:t xml:space="preserve"> </w:t>
-      </w:r>
-      <m:oMath>
-        <m:r>
-          <m:t>101</m:t>
-        </m:r>
-        <m:sSub>
-          <m:e>
-            <m:r>
-              <m:t>c</m:t>
-            </m:r>
-          </m:e>
-          <m:sub>
-            <m:r>
-              <m:rPr>
-                <m:sty m:val="p"/>
-              </m:rPr>
-              <m:t>a</m:t>
-            </m:r>
-            <m:r>
-              <m:rPr>
-                <m:sty m:val="p"/>
-              </m:rPr>
-              <m:t>d</m:t>
-            </m:r>
-            <m:r>
-              <m:rPr>
-                <m:sty m:val="p"/>
-              </m:rPr>
-              <m:t>d</m:t>
-            </m:r>
-            <m:r>
-              <m:rPr>
-                <m:sty m:val="p"/>
-              </m:rPr>
-              <m:t>i</m:t>
-            </m:r>
-          </m:sub>
-        </m:sSub>
-        <m:r>
-          <m:rPr>
-            <m:sty m:val="p"/>
-          </m:rPr>
-          <m:t>+</m:t>
-        </m:r>
-        <m:r>
-          <m:t>100</m:t>
-        </m:r>
-        <m:sSub>
-          <m:e>
-            <m:r>
-              <m:t>c</m:t>
-            </m:r>
-          </m:e>
-          <m:sub>
-            <m:r>
-              <m:rPr>
-                <m:sty m:val="p"/>
-              </m:rPr>
-              <m:t>b</m:t>
-            </m:r>
-            <m:r>
-              <m:rPr>
-                <m:sty m:val="p"/>
-              </m:rPr>
-              <m:t>r</m:t>
-            </m:r>
-            <m:r>
-              <m:rPr>
-                <m:sty m:val="p"/>
-              </m:rPr>
-              <m:t>a</m:t>
-            </m:r>
-            <m:r>
-              <m:rPr>
-                <m:sty m:val="p"/>
-              </m:rPr>
-              <m:t>n</m:t>
-            </m:r>
-            <m:r>
-              <m:rPr>
-                <m:sty m:val="p"/>
-              </m:rPr>
-              <m:t>c</m:t>
-            </m:r>
-            <m:r>
-              <m:rPr>
-                <m:sty m:val="p"/>
-              </m:rPr>
-              <m:t>h</m:t>
-            </m:r>
-          </m:sub>
-        </m:sSub>
-      </m:oMath>
-      <w:r>
-        <w:t xml:space="preserve"> </w:t>
-      </w:r>
-      <w:r>
-        <w:t xml:space="preserve">重新计算。</w:t>
+        <w:t xml:space="preserve">前三次循环连同初始化共执行 7 条指令，结束时为第 35 周期。</w:t>
       </w:r>
     </w:p>
     <w:bookmarkEnd w:id="23"/>
@@ -436,7 +318,7 @@
         <w:pStyle w:val="FirstParagraph"/>
       </w:pPr>
       <w:r>
-        <w:t xml:space="preserve">无前递时，消费者必须等到生产者写回后才能读到新值。以初始化和第一次减一为例，I 在第 5 周期写回，而</w:t>
+        <w:t xml:space="preserve">图 9.6 没有前递通路，消费者必须等到生产者写回后才能读到新值。寄存器堆在同一周期先写后读。以初始化和第一次减一为例，I 在第 5 周期写回，而</w:t>
       </w:r>
       <w:r>
         <w:t xml:space="preserve"> </w:t>
@@ -940,19 +822,7 @@
         <w:pStyle w:val="FirstParagraph"/>
       </w:pPr>
       <w:r>
-        <w:t xml:space="preserve">加入前递后，</w:t>
-      </w:r>
-      <w:r>
-        <w:rPr>
-          <w:rStyle w:val="VerbatimChar"/>
-        </w:rPr>
-        <w:t xml:space="preserve">addi.w</w:t>
-      </w:r>
-      <w:r>
-        <w:t xml:space="preserve"> </w:t>
-      </w:r>
-      <w:r>
-        <w:t xml:space="preserve">在 E 级末产生的结果可以在下一周期送给后续指令的 E 级。因此，初始化与减一、减一与分支之间均不再需要数据停顿。</w:t>
+        <w:t xml:space="preserve">图 9.13 从运算器输出、R3、R4 引出前递通路，通过 R2 前的选择器提供新操作数。相邻 ALU 指令的结果可在消费者进入执行级前送入 R2。因此，初始化与减一、减一与分支之间均不再需要数据停顿。</w:t>
       </w:r>
     </w:p>
     <w:p>
@@ -1388,7 +1258,7 @@
         <w:pStyle w:val="FirstParagraph"/>
       </w:pPr>
       <w:r>
-        <w:t xml:space="preserve">双发射只能同时发射满足依赖和资源约束的指令，不能简单将指令数除以 2。</w:t>
+        <w:t xml:space="preserve">图 9.18 显示两条通路成组推进：一条指令因数据相关而停顿时，同组另一条指令也会陪同阻塞。因此，双发射只能同时发射满足依赖和资源约束的指令，不能简单将指令数除以 2。</w:t>
       </w:r>
     </w:p>
     <w:p>
@@ -1396,7 +1266,7 @@
         <w:pStyle w:val="BodyText"/>
       </w:pPr>
       <w:r>
-        <w:t xml:space="preserve">本程序中，初始化与第一次减一之间有 RAW 相关，每次减一与紧随的分支之间也有 RAW 相关。若不支持同组两条指令之间的组合级联前递，这些指令就必须分开发射。循环中没有其他独立指令可填入第二条通路，因此有效执行速度与第 3 题相同：</w:t>
+        <w:t xml:space="preserve">本程序中，初始化与第一次减一之间有 RAW 相关，每次减一与紧随的分支之间也有 RAW 相关。图中的前递解决的是先后执行的指令之间的相关，不能让存在 RAW 相关的两条指令在同一执行拍完成。因此将这些指令分开发射，空出的槽位不放入有效指令。循环中没有其他独立指令可填入第二条通路，有效执行速度与第 3 题相同：</w:t>
       </w:r>
     </w:p>
     <w:p>
@@ -1538,7 +1408,7 @@
         <w:pStyle w:val="BodyText"/>
       </w:pPr>
       <w:r>
-        <w:t xml:space="preserve">图中可以同时取回两条指令，但相关指令在 D 级被拆开发射。若图 9.18 允许同组 ALU 结果直接提供给同组分支，或采用更早的分支判定，则应根据其具体通路另行计算。</w:t>
+        <w:t xml:space="preserve">图中仅列有效指令，另一发射槽空闲。分支仍在执行级确定，前 99 次跳转各造成 2 个周期的控制开销。</w:t>
       </w:r>
     </w:p>
     <w:bookmarkEnd w:id="39"/>
